--- a/evals/review/protocols/gcp-02.docx
+++ b/evals/review/protocols/gcp-02.docx
@@ -38,7 +38,7 @@
     </w:p>
     <w:p>
       <w:r>
-        <w:t xml:space="preserve">The Riverside Cancer Center IRB reviews this protocol. It is a three-member committee made up of two oncologists and the hospital chaplain.</w:t>
+        <w:t xml:space="preserve">The Riverside Cancer Center IRB reviews this protocol. It is a three-member committee. Dr. Luis Alvarez is an oncologist at the center. Rev. Anne Lowe is the center's chaplain. James Okafor is a retired schoolteacher who is not affiliated with the center and has no immediate family member who is.</w:t>
       </w:r>
     </w:p>
     <w:p>
